--- a/L_18/Звіт 18 Ю. Мардинавка.docx
+++ b/L_18/Звіт 18 Ю. Мардинавка.docx
@@ -670,6 +670,14 @@
           <w:szCs w:val="28"/>
         </w:rPr>
       </w:r>
+      <w:r>
+        <w:rPr>
+          <w:rFonts w:ascii="Times New Roman" w:hAnsi="Times New Roman" w:cs="Times New Roman"/>
+          <w:sz w:val="28"/>
+          <w:szCs w:val="28"/>
+          <w:highlight w:val="none"/>
+        </w:rPr>
+      </w:r>
     </w:p>
     <w:p>
       <w:pPr>
@@ -806,7 +814,6 @@
           <w:rFonts w:ascii="Times New Roman" w:hAnsi="Times New Roman" w:cs="Times New Roman"/>
           <w:sz w:val="28"/>
           <w:szCs w:val="28"/>
-          <w:highlight w:val="none"/>
         </w:rPr>
       </w:r>
     </w:p>
@@ -1219,8 +1226,7 @@
         <w:spacing/>
         <w:ind/>
         <w:rPr>
-          <w:b/>
-          <w:bCs/>
+          <w14:ligatures w14:val="none"/>
         </w:rPr>
       </w:pPr>
       <w:r>
@@ -1234,18 +1240,17 @@
         </w:rPr>
         <w:t xml:space="preserve">Код (лістинг) програми:</w:t>
       </w:r>
-      <w:r>
-        <w:rPr>
-          <w:b/>
-          <w:bCs/>
-        </w:rPr>
-      </w:r>
-      <w:r>
-        <w:rPr>
-          <w:b/>
-          <w:bCs/>
-        </w:rPr>
-      </w:r>
+      <w:r/>
+      <w:hyperlink r:id="rId13" w:tooltip="https://github.com/Julian9229/cpp_lab/tree/main/L_18" w:history="1">
+        <w:r>
+          <w:rPr>
+            <w:rStyle w:val="899"/>
+          </w:rPr>
+          <w:t xml:space="preserve">https://github.com/Julian9229/cpp_lab/tree/main/L_18</w:t>
+        </w:r>
+      </w:hyperlink>
+      <w:r/>
+      <w:r/>
     </w:p>
     <w:p>
       <w:pPr>
@@ -1303,7 +1308,6 @@
           <w:bCs/>
         </w:rPr>
       </w:pPr>
-      <w:r/>
       <w:r>
         <mc:AlternateContent>
           <mc:Choice Requires="wpg">
@@ -1326,13 +1330,13 @@
                         <pic:nvPr/>
                       </pic:nvPicPr>
                       <pic:blipFill rotWithShape="1">
-                        <a:blip r:embed="rId13"/>
+                        <a:blip r:embed="rId14"/>
                         <a:stretch/>
                       </pic:blipFill>
                       <pic:spPr bwMode="auto">
                         <a:xfrm flipH="0" flipV="0">
                           <a:off x="0" y="0"/>
-                          <a:ext cx="5312454" cy="7445641"/>
+                          <a:ext cx="5312454" cy="7445640"/>
                         </a:xfrm>
                         <a:prstGeom prst="rect">
                           <a:avLst/>
@@ -1366,14 +1370,13 @@
                 <o:lock v:ext="edit" aspectratio="t"/>
               </v:shapetype>
               <v:shape id="_x0000_i2" o:spid="_x0000_s2" type="#_x0000_t75" style="width:418.30pt;height:586.27pt;mso-wrap-distance-left:0.00pt;mso-wrap-distance-top:0.00pt;mso-wrap-distance-right:0.00pt;mso-wrap-distance-bottom:0.00pt;z-index:1;" stroked="false">
-                <v:imagedata r:id="rId13" o:title=""/>
+                <v:imagedata r:id="rId14" o:title=""/>
                 <o:lock v:ext="edit" rotation="t"/>
               </v:shape>
             </w:pict>
           </mc:Fallback>
         </mc:AlternateContent>
       </w:r>
-      <w:r/>
       <w:r>
         <w:rPr>
           <w:rFonts w:ascii="Times New Roman" w:hAnsi="Times New Roman" w:cs="Times New Roman"/>
